--- a/GUIA_DE_ESTUDO.docx
+++ b/GUIA_DE_ESTUDO.docx
@@ -2073,7 +2073,7 @@
           <w:i w:val="0"/>
           <w:sz w:val="22"/>
         </w:rPr>
-        <w:t xml:space="preserve"> "Não atinge o Nível A por dois critérios. E os dois têm correção de baixo custo."</w:t>
+        <w:t xml:space="preserve"> "Não atinge o Nível A, e os dois critérios que nenhuma ferramenta pegou têm correção de baixo custo."</w:t>
       </w:r>
     </w:p>
     <w:p>
@@ -3545,7 +3545,7 @@
           <w:i w:val="0"/>
           <w:sz w:val="22"/>
         </w:rPr>
-        <w:t xml:space="preserve"> Não é conforme. O ASES mede aderência ao eMAG, não conformidade WCAG, e não testa 2.2.2 nem 1.4.1 — os dois critérios que derrubam o Nível A. Nota alta em avaliador automático mede qualidade de código, não conformidade. É o achado metodológico central do trabalho.</w:t>
+        <w:t xml:space="preserve"> Não é conforme. O ASES mede aderência ao eMAG, não conformidade WCAG, e não testa 2.2.2 nem 1.4.1 — dois dos três critérios de Nível A que o portal não atende, e justamente os que nenhum avaliador automático viu. Nota alta em avaliador automático mede qualidade de código, não conformidade. É o achado metodológico central do trabalho.</w:t>
       </w:r>
     </w:p>
     <w:p>
@@ -4280,7 +4280,7 @@
           <w:i w:val="0"/>
           <w:sz w:val="22"/>
         </w:rPr>
-        <w:t>. Os dois critérios que o derrubam só apareceram lendo código-fonte e medindo pixel. E o recurso de acessibilidade mais visível do site — o VLibras — só foi encontrado quando alguém pegou o celular e olhou.</w:t>
+        <w:t>. Dos três critérios de Nível A não atendidos, os dois do banner (2.2.2 e 1.4.1) só apareceram lendo código-fonte e medindo pixel — nenhuma das três ferramentas os testa. E o recurso de acessibilidade mais visível do site — o VLibras — só foi encontrado quando alguém pegou o celular e olhou.</w:t>
       </w:r>
     </w:p>
     <w:p>

--- a/GUIA_DE_ESTUDO.docx
+++ b/GUIA_DE_ESTUDO.docx
@@ -1333,7 +1333,7 @@
                 <w:i w:val="0"/>
                 <w:sz w:val="20"/>
               </w:rPr>
-              <w:t>, slide ativo só pela cor, troca a cada 4 s sem pausa.</w:t>
+              <w:t>, slide ativo só pela cor, troca a cada 4 s sem pausa. O painel de contraste traz quatro medições — a quinta, atribuída à barra federal, caiu na reconferência.</w:t>
             </w:r>
           </w:p>
         </w:tc>
@@ -1395,7 +1395,43 @@
                 <w:i w:val="0"/>
                 <w:sz w:val="20"/>
               </w:rPr>
-              <w:t>23 de 58 alvos abaixo de 24×24 px. 3 elementos cortados com o espaçamento de texto ampliado.</w:t>
+              <w:t xml:space="preserve">Dois lados. À direita, o que a máquina mediu: 23 de 58 alvos abaixo de 24×24 px, 3 reprovações de contraste, pior 1,66:1. À esquerda, </w:t>
+            </w:r>
+            <w:r>
+              <w:rPr>
+                <w:rFonts w:ascii="Arial" w:hAnsi="Arial"/>
+                <w:b/>
+                <w:i w:val="0"/>
+                <w:sz w:val="20"/>
+              </w:rPr>
+              <w:t>a tarefa complementar</w:t>
+            </w:r>
+            <w:r>
+              <w:rPr>
+                <w:rFonts w:ascii="Arial" w:hAnsi="Arial"/>
+                <w:b w:val="0"/>
+                <w:i w:val="0"/>
+                <w:sz w:val="20"/>
+              </w:rPr>
+              <w:t xml:space="preserve">: 1ª tentativa abandonada aos 12 min 4 s, 2ª concluída em 10 min 16 s. Dizer "a equipe executou" — </w:t>
+            </w:r>
+            <w:r>
+              <w:rPr>
+                <w:rFonts w:ascii="Arial" w:hAnsi="Arial"/>
+                <w:b/>
+                <w:i w:val="0"/>
+                <w:sz w:val="20"/>
+              </w:rPr>
+              <w:t>não narrar em primeira pessoa</w:t>
+            </w:r>
+            <w:r>
+              <w:rPr>
+                <w:rFonts w:ascii="Arial" w:hAnsi="Arial"/>
+                <w:b w:val="0"/>
+                <w:i w:val="0"/>
+                <w:sz w:val="20"/>
+              </w:rPr>
+              <w:t>.</w:t>
             </w:r>
           </w:p>
         </w:tc>
@@ -1604,100 +1640,127 @@
           </w:p>
         </w:tc>
       </w:tr>
+    </w:tbl>
+    <w:p>
+      <w:pPr>
+        <w:spacing w:after="80"/>
+      </w:pPr>
+    </w:p>
+    <w:p>
+      <w:pPr>
+        <w:spacing w:before="0" w:after="120" w:line="312" w:lineRule="auto"/>
+        <w:ind w:left="0"/>
+        <w:jc w:val="both"/>
+      </w:pPr>
+      <w:r>
+        <w:rPr>
+          <w:rFonts w:ascii="Arial" w:hAnsi="Arial"/>
+          <w:b w:val="0"/>
+          <w:i w:val="0"/>
+          <w:sz w:val="22"/>
+        </w:rPr>
+        <w:t xml:space="preserve">O deck corrigido está em </w:t>
+      </w:r>
+      <w:r>
+        <w:rPr>
+          <w:rFonts w:ascii="Consolas" w:hAnsi="Consolas"/>
+          <w:b w:val="0"/>
+          <w:i w:val="0"/>
+          <w:color w:val="A03020"/>
+          <w:sz w:val="20"/>
+        </w:rPr>
+        <w:t>apresentacao/APRESENTACAO_FINAL_CORRIGIDA.pptx</w:t>
+      </w:r>
+      <w:r>
+        <w:rPr>
+          <w:rFonts w:ascii="Arial" w:hAnsi="Arial"/>
+          <w:b w:val="0"/>
+          <w:i w:val="0"/>
+          <w:sz w:val="22"/>
+        </w:rPr>
+        <w:t xml:space="preserve">; o que mudou nele, e por quê, está em </w:t>
+      </w:r>
+      <w:r>
+        <w:rPr>
+          <w:rFonts w:ascii="Consolas" w:hAnsi="Consolas"/>
+          <w:b w:val="0"/>
+          <w:i w:val="0"/>
+          <w:color w:val="A03020"/>
+          <w:sz w:val="20"/>
+        </w:rPr>
+        <w:t>CORRECOES_DECK.md</w:t>
+      </w:r>
+      <w:r>
+        <w:rPr>
+          <w:rFonts w:ascii="Arial" w:hAnsi="Arial"/>
+          <w:b w:val="0"/>
+          <w:i w:val="0"/>
+          <w:sz w:val="22"/>
+        </w:rPr>
+        <w:t>.</w:t>
+      </w:r>
+    </w:p>
+    <w:p>
+      <w:pPr>
+        <w:spacing w:before="0" w:after="120" w:line="312" w:lineRule="auto"/>
+        <w:ind w:left="0"/>
+        <w:jc w:val="both"/>
+      </w:pPr>
+      <w:r>
+        <w:rPr>
+          <w:rFonts w:ascii="Arial" w:hAnsi="Arial"/>
+          <w:b w:val="0"/>
+          <w:i w:val="0"/>
+          <w:sz w:val="22"/>
+        </w:rPr>
+        <w:t xml:space="preserve">| 13 | Fechamento | As quatro lições. A mais forte: </w:t>
+      </w:r>
+      <w:r>
+        <w:rPr>
+          <w:rFonts w:ascii="Arial" w:hAnsi="Arial"/>
+          <w:b/>
+          <w:i w:val="0"/>
+          <w:sz w:val="22"/>
+        </w:rPr>
+        <w:t>automação não é experiência</w:t>
+      </w:r>
+      <w:r>
+        <w:rPr>
+          <w:rFonts w:ascii="Arial" w:hAnsi="Arial"/>
+          <w:b w:val="0"/>
+          <w:i w:val="0"/>
+          <w:sz w:val="22"/>
+        </w:rPr>
+        <w:t>. |</w:t>
+      </w:r>
+    </w:p>
+    <w:tbl>
+      <w:tblPr>
+        <w:tblStyle w:val="TableGrid"/>
+        <w:tblW w:type="auto" w:w="0"/>
+        <w:jc w:val="center"/>
+        <w:tblLook w:firstColumn="1" w:firstRow="1" w:lastColumn="0" w:lastRow="0" w:noHBand="0" w:noVBand="1" w:val="04A0"/>
+      </w:tblPr>
+      <w:tblGrid>
+        <w:gridCol w:w="3139"/>
+        <w:gridCol w:w="3139"/>
+        <w:gridCol w:w="3139"/>
+      </w:tblGrid>
       <w:tr>
         <w:tc>
           <w:tcPr>
             <w:tcW w:type="dxa" w:w="3139"/>
+            <w:shd w:val="clear" w:fill="DDDDDD"/>
           </w:tcPr>
           <w:p>
             <w:pPr>
-              <w:spacing w:after="40" w:line="264" w:lineRule="auto"/>
+              <w:spacing w:after="40"/>
             </w:pPr>
             <w:r/>
             <w:r>
               <w:rPr>
                 <w:rFonts w:ascii="Arial" w:hAnsi="Arial"/>
-                <w:b w:val="0"/>
-                <w:i w:val="0"/>
-                <w:sz w:val="20"/>
-              </w:rPr>
-              <w:t>13</w:t>
-            </w:r>
-          </w:p>
-        </w:tc>
-        <w:tc>
-          <w:tcPr>
-            <w:tcW w:type="dxa" w:w="3139"/>
-          </w:tcPr>
-          <w:p>
-            <w:pPr>
-              <w:spacing w:after="40" w:line="264" w:lineRule="auto"/>
-            </w:pPr>
-            <w:r/>
-            <w:r>
-              <w:rPr>
-                <w:rFonts w:ascii="Arial" w:hAnsi="Arial"/>
-                <w:b w:val="0"/>
-                <w:i w:val="0"/>
-                <w:sz w:val="20"/>
-              </w:rPr>
-              <w:t>Fechamento</w:t>
-            </w:r>
-          </w:p>
-        </w:tc>
-        <w:tc>
-          <w:tcPr>
-            <w:tcW w:type="dxa" w:w="3139"/>
-          </w:tcPr>
-          <w:p>
-            <w:pPr>
-              <w:spacing w:after="40" w:line="264" w:lineRule="auto"/>
-            </w:pPr>
-            <w:r/>
-            <w:r>
-              <w:rPr>
-                <w:rFonts w:ascii="Arial" w:hAnsi="Arial"/>
-                <w:b w:val="0"/>
-                <w:i w:val="0"/>
-                <w:sz w:val="20"/>
-              </w:rPr>
-              <w:t xml:space="preserve">As quatro lições. A mais forte: </w:t>
-            </w:r>
-            <w:r>
-              <w:rPr>
-                <w:rFonts w:ascii="Arial" w:hAnsi="Arial"/>
                 <w:b/>
-                <w:i w:val="0"/>
-                <w:sz w:val="20"/>
-              </w:rPr>
-              <w:t>automação não é experiência</w:t>
-            </w:r>
-            <w:r>
-              <w:rPr>
-                <w:rFonts w:ascii="Arial" w:hAnsi="Arial"/>
-                <w:b w:val="0"/>
-                <w:i w:val="0"/>
-                <w:sz w:val="20"/>
-              </w:rPr>
-              <w:t>.</w:t>
-            </w:r>
-          </w:p>
-        </w:tc>
-      </w:tr>
-      <w:tr>
-        <w:tc>
-          <w:tcPr>
-            <w:tcW w:type="dxa" w:w="3139"/>
-          </w:tcPr>
-          <w:p>
-            <w:pPr>
-              <w:spacing w:after="40" w:line="264" w:lineRule="auto"/>
-            </w:pPr>
-            <w:r/>
-            <w:r>
-              <w:rPr>
-                <w:rFonts w:ascii="Arial" w:hAnsi="Arial"/>
-                <w:b w:val="0"/>
                 <w:i w:val="0"/>
                 <w:sz w:val="20"/>
               </w:rPr>
@@ -1708,16 +1771,17 @@
         <w:tc>
           <w:tcPr>
             <w:tcW w:type="dxa" w:w="3139"/>
+            <w:shd w:val="clear" w:fill="DDDDDD"/>
           </w:tcPr>
           <w:p>
             <w:pPr>
-              <w:spacing w:after="40" w:line="264" w:lineRule="auto"/>
+              <w:spacing w:after="40"/>
             </w:pPr>
             <w:r/>
             <w:r>
               <w:rPr>
                 <w:rFonts w:ascii="Arial" w:hAnsi="Arial"/>
-                <w:b w:val="0"/>
+                <w:b/>
                 <w:i w:val="0"/>
                 <w:sz w:val="20"/>
               </w:rPr>
@@ -1728,16 +1792,17 @@
         <w:tc>
           <w:tcPr>
             <w:tcW w:type="dxa" w:w="3139"/>
+            <w:shd w:val="clear" w:fill="DDDDDD"/>
           </w:tcPr>
           <w:p>
             <w:pPr>
-              <w:spacing w:after="40" w:line="264" w:lineRule="auto"/>
+              <w:spacing w:after="40"/>
             </w:pPr>
             <w:r/>
             <w:r>
               <w:rPr>
                 <w:rFonts w:ascii="Arial" w:hAnsi="Arial"/>
-                <w:b w:val="0"/>
+                <w:b/>
                 <w:i w:val="0"/>
                 <w:sz w:val="20"/>
               </w:rPr>

--- a/GUIA_DE_ESTUDO.docx
+++ b/GUIA_DE_ESTUDO.docx
@@ -1004,7 +1004,7 @@
                 <w:i w:val="0"/>
                 <w:sz w:val="20"/>
               </w:rPr>
-              <w:t xml:space="preserve">3 páginas do portal, 4 frentes: checklist de 15 itens, avaliadores automáticos, medição própria em Python, teste real com TalkBack. Frisar: </w:t>
+              <w:t xml:space="preserve">3 páginas do portal, 4 frentes: checklist de 15 itens, avaliadores automáticos (WAVE, ASES e axe-core), medição própria em Python, teste real com TalkBack. Frisar: </w:t>
             </w:r>
             <w:r>
               <w:rPr>
@@ -1486,6 +1486,15 @@
               <w:spacing w:after="40" w:line="264" w:lineRule="auto"/>
             </w:pPr>
             <w:r/>
+            <w:r>
+              <w:rPr>
+                <w:rFonts w:ascii="Arial" w:hAnsi="Arial"/>
+                <w:b w:val="0"/>
+                <w:i w:val="0"/>
+                <w:sz w:val="20"/>
+              </w:rPr>
+              <w:t xml:space="preserve">A sequência de anúncios do leitor de tela começa com três "lista" antes do cabeçalho da página — é o que o portal entrega à tecnologia assistiva. </w:t>
+            </w:r>
             <w:r>
               <w:rPr>
                 <w:rFonts w:ascii="Arial" w:hAnsi="Arial"/>
